--- a/Science Books/QED Course/Lesson 51 External Spinors and Polarization.docx
+++ b/Science Books/QED Course/Lesson 51 External Spinors and Polarization.docx
@@ -419,14 +419,187 @@
     </w:p>
     <w:p>
       <w:pPr>
-        <w:spacing w:before="100" w:after="160"/>
+        <w:spacing w:before="100" w:after="40"/>
+        <w:jc w:val="center"/>
+      </w:pPr>
+      <m:oMathPara>
+        <m:oMath>
+          <m:d>
+            <m:dPr>
+              <m:begChr m:val="["/>
+              <m:endChr m:val="]"/>
+            </m:dPr>
+            <m:e>
+              <m:r>
+                <m:t xml:space="preserve">ū</m:t>
+              </m:r>
+              <m:d>
+                <m:dPr/>
+                <m:e>
+                  <m:r>
+                    <m:t xml:space="preserve">p′</m:t>
+                  </m:r>
+                </m:e>
+              </m:d>
+              <m:r>
+                <m:t xml:space="preserve">Γu</m:t>
+              </m:r>
+              <m:d>
+                <m:dPr/>
+                <m:e>
+                  <m:r>
+                    <m:t xml:space="preserve">p</m:t>
+                  </m:r>
+                </m:e>
+              </m:d>
+            </m:e>
+          </m:d>
+          <m:r>
+            <m:t xml:space="preserve">*</m:t>
+          </m:r>
+          <m:r>
+            <m:t xml:space="preserve">=</m:t>
+          </m:r>
+          <m:r>
+            <m:t xml:space="preserve">ū</m:t>
+          </m:r>
+          <m:d>
+            <m:dPr/>
+            <m:e>
+              <m:r>
+                <m:t xml:space="preserve">p</m:t>
+              </m:r>
+            </m:e>
+          </m:d>
+          <m:r>
+            <m:t xml:space="preserve"> </m:t>
+          </m:r>
+          <m:d>
+            <m:dPr>
+              <m:begChr m:val="["/>
+              <m:endChr m:val="]"/>
+            </m:dPr>
+            <m:e>
+              <m:sSup>
+                <m:e>
+                  <m:r>
+                    <m:t xml:space="preserve">γ</m:t>
+                  </m:r>
+                </m:e>
+                <m:sup>
+                  <m:r>
+                    <m:t xml:space="preserve">0</m:t>
+                  </m:r>
+                </m:sup>
+              </m:sSup>
+              <m:sSup>
+                <m:e>
+                  <m:r>
+                    <m:t xml:space="preserve">Γ†γ</m:t>
+                  </m:r>
+                </m:e>
+                <m:sup>
+                  <m:r>
+                    <m:t xml:space="preserve">0</m:t>
+                  </m:r>
+                </m:sup>
+              </m:sSup>
+            </m:e>
+          </m:d>
+          <m:r>
+            <m:t xml:space="preserve"> </m:t>
+          </m:r>
+          <m:r>
+            <m:t xml:space="preserve">u</m:t>
+          </m:r>
+          <m:d>
+            <m:dPr/>
+            <m:e>
+              <m:r>
+                <m:t xml:space="preserve">p′</m:t>
+              </m:r>
+            </m:e>
+          </m:d>
+          <m:r>
+            <m:t xml:space="preserve">=</m:t>
+          </m:r>
+          <m:r>
+            <m:t xml:space="preserve">:</m:t>
+          </m:r>
+          <m:r>
+            <m:t xml:space="preserve">ū</m:t>
+          </m:r>
+          <m:d>
+            <m:dPr/>
+            <m:e>
+              <m:r>
+                <m:t xml:space="preserve">p</m:t>
+              </m:r>
+            </m:e>
+          </m:d>
+          <m:r>
+            <m:t xml:space="preserve"> </m:t>
+          </m:r>
+          <m:r>
+            <m:t xml:space="preserve">Γ̄</m:t>
+          </m:r>
+          <m:r>
+            <m:t xml:space="preserve"> </m:t>
+          </m:r>
+          <m:r>
+            <m:t xml:space="preserve">u</m:t>
+          </m:r>
+          <m:d>
+            <m:dPr/>
+            <m:e>
+              <m:r>
+                <m:t xml:space="preserve">p′</m:t>
+              </m:r>
+            </m:e>
+          </m:d>
+        </m:oMath>
+      </m:oMathPara>
+    </w:p>
+    <w:p>
+      <w:pPr>
+        <w:spacing w:before="40" w:after="160"/>
         <w:jc w:val="center"/>
       </w:pPr>
       <m:oMathPara>
         <m:oMath>
           <m:r>
-            <m:t xml:space="preserve">[ū(p′)Γu(p)]* = ū(p) [γ⁰Γ†γ⁰] u(p′) =: ū(p) Γ̄ u(p′) , qquad Γ̄ := γ⁰Γ†γ⁰</m:t>
+            <m:t xml:space="preserve">Γ̄</m:t>
           </m:r>
+          <m:r>
+            <m:t xml:space="preserve">:</m:t>
+          </m:r>
+          <m:r>
+            <m:t xml:space="preserve">=</m:t>
+          </m:r>
+          <m:sSup>
+            <m:e>
+              <m:r>
+                <m:t xml:space="preserve">γ</m:t>
+              </m:r>
+            </m:e>
+            <m:sup>
+              <m:r>
+                <m:t xml:space="preserve">0</m:t>
+              </m:r>
+            </m:sup>
+          </m:sSup>
+          <m:sSup>
+            <m:e>
+              <m:r>
+                <m:t xml:space="preserve">Γ†γ</m:t>
+              </m:r>
+            </m:e>
+            <m:sup>
+              <m:r>
+                <m:t xml:space="preserve">0</m:t>
+              </m:r>
+            </m:sup>
+          </m:sSup>
         </m:oMath>
       </m:oMathPara>
     </w:p>
@@ -455,9 +628,173 @@
       </w:pPr>
       <m:oMathPara>
         <m:oMath>
+          <m:sSub>
+            <m:e>
+              <m:r>
+                <m:t xml:space="preserve">Σ</m:t>
+              </m:r>
+            </m:e>
+            <m:sub>
+              <m:r>
+                <m:t xml:space="preserve">s</m:t>
+              </m:r>
+              <m:r>
+                <m:t xml:space="preserve">,</m:t>
+              </m:r>
+              <m:r>
+                <m:t xml:space="preserve">s′</m:t>
+              </m:r>
+            </m:sub>
+          </m:sSub>
           <m:r>
-            <m:t xml:space="preserve">Σ_(s,s′) | ū_s′(p′) Γ u_s(p) |² = Tr [ Γ (p̸+m) Γ̄ (p̸′+m) ]</m:t>
+            <m:t xml:space="preserve"> </m:t>
           </m:r>
+          <m:sSup>
+            <m:e>
+              <m:d>
+                <m:dPr>
+                  <m:begChr m:val="|"/>
+                  <m:endChr m:val="|"/>
+                </m:dPr>
+                <m:e>
+                  <m:sSub>
+                    <m:e>
+                      <m:r>
+                        <m:t xml:space="preserve">ū</m:t>
+                      </m:r>
+                    </m:e>
+                    <m:sub>
+                      <m:r>
+                        <m:t xml:space="preserve">s′</m:t>
+                      </m:r>
+                    </m:sub>
+                  </m:sSub>
+                  <m:d>
+                    <m:dPr/>
+                    <m:e>
+                      <m:r>
+                        <m:t xml:space="preserve">p′</m:t>
+                      </m:r>
+                    </m:e>
+                  </m:d>
+                  <m:r>
+                    <m:t xml:space="preserve"> </m:t>
+                  </m:r>
+                  <m:r>
+                    <m:t xml:space="preserve">Γ</m:t>
+                  </m:r>
+                  <m:r>
+                    <m:t xml:space="preserve"> </m:t>
+                  </m:r>
+                  <m:sSub>
+                    <m:e>
+                      <m:r>
+                        <m:t xml:space="preserve">u</m:t>
+                      </m:r>
+                    </m:e>
+                    <m:sub>
+                      <m:r>
+                        <m:t xml:space="preserve">s</m:t>
+                      </m:r>
+                    </m:sub>
+                  </m:sSub>
+                  <m:d>
+                    <m:dPr/>
+                    <m:e>
+                      <m:r>
+                        <m:t xml:space="preserve">p</m:t>
+                      </m:r>
+                    </m:e>
+                  </m:d>
+                </m:e>
+              </m:d>
+            </m:e>
+            <m:sup>
+              <m:r>
+                <m:t xml:space="preserve">2</m:t>
+              </m:r>
+            </m:sup>
+          </m:sSup>
+          <m:r>
+            <m:t xml:space="preserve">=</m:t>
+          </m:r>
+          <m:func>
+            <m:fName>
+              <m:r>
+                <m:t xml:space="preserve">Tr</m:t>
+              </m:r>
+            </m:fName>
+            <m:e>
+              <m:d>
+                <m:dPr>
+                  <m:begChr m:val="["/>
+                  <m:endChr m:val="]"/>
+                </m:dPr>
+                <m:e>
+                  <m:r>
+                    <m:t xml:space="preserve">Γ</m:t>
+                  </m:r>
+                  <m:r>
+                    <m:t xml:space="preserve"> </m:t>
+                  </m:r>
+                  <m:d>
+                    <m:dPr/>
+                    <m:e>
+                      <m:acc>
+                        <m:accPr>
+                          <m:chr m:val="/"/>
+                        </m:accPr>
+                        <m:e>
+                          <m:r>
+                            <m:t xml:space="preserve">p</m:t>
+                          </m:r>
+                        </m:e>
+                      </m:acc>
+                      <m:r>
+                        <m:t xml:space="preserve">+</m:t>
+                      </m:r>
+                      <m:r>
+                        <m:t xml:space="preserve">m</m:t>
+                      </m:r>
+                    </m:e>
+                  </m:d>
+                  <m:r>
+                    <m:t xml:space="preserve"> </m:t>
+                  </m:r>
+                  <m:r>
+                    <m:t xml:space="preserve">Γ̄</m:t>
+                  </m:r>
+                  <m:r>
+                    <m:t xml:space="preserve"> </m:t>
+                  </m:r>
+                  <m:d>
+                    <m:dPr/>
+                    <m:e>
+                      <m:acc>
+                        <m:accPr>
+                          <m:chr m:val="/"/>
+                        </m:accPr>
+                        <m:e>
+                          <m:r>
+                            <m:t xml:space="preserve">p</m:t>
+                          </m:r>
+                        </m:e>
+                      </m:acc>
+                      <m:r>
+                        <m:t xml:space="preserve">′</m:t>
+                      </m:r>
+                      <m:r>
+                        <m:t xml:space="preserve">+</m:t>
+                      </m:r>
+                      <m:r>
+                        <m:t xml:space="preserve">m</m:t>
+                      </m:r>
+                    </m:e>
+                  </m:d>
+                </m:e>
+              </m:d>
+            </m:e>
+          </m:func>
         </m:oMath>
       </m:oMathPara>
     </w:p>
@@ -520,9 +857,251 @@
       </w:pPr>
       <m:oMathPara>
         <m:oMath>
+          <m:sSub>
+            <m:e>
+              <m:r>
+                <m:t xml:space="preserve">Σ</m:t>
+              </m:r>
+            </m:e>
+            <m:sub>
+              <m:r>
+                <m:t xml:space="preserve">s</m:t>
+              </m:r>
+              <m:r>
+                <m:t xml:space="preserve">,</m:t>
+              </m:r>
+              <m:r>
+                <m:t xml:space="preserve">s′</m:t>
+              </m:r>
+            </m:sub>
+          </m:sSub>
           <m:r>
-            <m:t xml:space="preserve">Σ_(s,s′) [ ū_s′(p′)γ^μu_s(p) ] [ ū_s′(p′)γ^νu_s(p) ]* = Tr [ γ^μ (p̸+m) γ^ν (p̸′+m) ]</m:t>
+            <m:t xml:space="preserve"> </m:t>
           </m:r>
+          <m:d>
+            <m:dPr>
+              <m:begChr m:val="["/>
+              <m:endChr m:val="]"/>
+            </m:dPr>
+            <m:e>
+              <m:sSub>
+                <m:e>
+                  <m:r>
+                    <m:t xml:space="preserve">ū</m:t>
+                  </m:r>
+                </m:e>
+                <m:sub>
+                  <m:r>
+                    <m:t xml:space="preserve">s′</m:t>
+                  </m:r>
+                </m:sub>
+              </m:sSub>
+              <m:d>
+                <m:dPr/>
+                <m:e>
+                  <m:r>
+                    <m:t xml:space="preserve">p′</m:t>
+                  </m:r>
+                </m:e>
+              </m:d>
+              <m:sSup>
+                <m:e>
+                  <m:r>
+                    <m:t xml:space="preserve">γ</m:t>
+                  </m:r>
+                </m:e>
+                <m:sup>
+                  <m:r>
+                    <m:t xml:space="preserve">μ</m:t>
+                  </m:r>
+                </m:sup>
+              </m:sSup>
+              <m:sSub>
+                <m:e>
+                  <m:r>
+                    <m:t xml:space="preserve">u</m:t>
+                  </m:r>
+                </m:e>
+                <m:sub>
+                  <m:r>
+                    <m:t xml:space="preserve">s</m:t>
+                  </m:r>
+                </m:sub>
+              </m:sSub>
+              <m:d>
+                <m:dPr/>
+                <m:e>
+                  <m:r>
+                    <m:t xml:space="preserve">p</m:t>
+                  </m:r>
+                </m:e>
+              </m:d>
+            </m:e>
+          </m:d>
+          <m:r>
+            <m:t xml:space="preserve"> </m:t>
+          </m:r>
+          <m:d>
+            <m:dPr>
+              <m:begChr m:val="["/>
+              <m:endChr m:val="]"/>
+            </m:dPr>
+            <m:e>
+              <m:sSub>
+                <m:e>
+                  <m:r>
+                    <m:t xml:space="preserve">ū</m:t>
+                  </m:r>
+                </m:e>
+                <m:sub>
+                  <m:r>
+                    <m:t xml:space="preserve">s′</m:t>
+                  </m:r>
+                </m:sub>
+              </m:sSub>
+              <m:d>
+                <m:dPr/>
+                <m:e>
+                  <m:r>
+                    <m:t xml:space="preserve">p′</m:t>
+                  </m:r>
+                </m:e>
+              </m:d>
+              <m:sSup>
+                <m:e>
+                  <m:r>
+                    <m:t xml:space="preserve">γ</m:t>
+                  </m:r>
+                </m:e>
+                <m:sup>
+                  <m:r>
+                    <m:t xml:space="preserve">ν</m:t>
+                  </m:r>
+                </m:sup>
+              </m:sSup>
+              <m:sSub>
+                <m:e>
+                  <m:r>
+                    <m:t xml:space="preserve">u</m:t>
+                  </m:r>
+                </m:e>
+                <m:sub>
+                  <m:r>
+                    <m:t xml:space="preserve">s</m:t>
+                  </m:r>
+                </m:sub>
+              </m:sSub>
+              <m:d>
+                <m:dPr/>
+                <m:e>
+                  <m:r>
+                    <m:t xml:space="preserve">p</m:t>
+                  </m:r>
+                </m:e>
+              </m:d>
+            </m:e>
+          </m:d>
+          <m:r>
+            <m:t xml:space="preserve">*</m:t>
+          </m:r>
+          <m:r>
+            <m:t xml:space="preserve">=</m:t>
+          </m:r>
+          <m:func>
+            <m:fName>
+              <m:r>
+                <m:t xml:space="preserve">Tr</m:t>
+              </m:r>
+            </m:fName>
+            <m:e>
+              <m:d>
+                <m:dPr>
+                  <m:begChr m:val="["/>
+                  <m:endChr m:val="]"/>
+                </m:dPr>
+                <m:e>
+                  <m:sSup>
+                    <m:e>
+                      <m:r>
+                        <m:t xml:space="preserve">γ</m:t>
+                      </m:r>
+                    </m:e>
+                    <m:sup>
+                      <m:r>
+                        <m:t xml:space="preserve">μ</m:t>
+                      </m:r>
+                    </m:sup>
+                  </m:sSup>
+                  <m:r>
+                    <m:t xml:space="preserve"> </m:t>
+                  </m:r>
+                  <m:d>
+                    <m:dPr/>
+                    <m:e>
+                      <m:acc>
+                        <m:accPr>
+                          <m:chr m:val="/"/>
+                        </m:accPr>
+                        <m:e>
+                          <m:r>
+                            <m:t xml:space="preserve">p</m:t>
+                          </m:r>
+                        </m:e>
+                      </m:acc>
+                      <m:r>
+                        <m:t xml:space="preserve">+</m:t>
+                      </m:r>
+                      <m:r>
+                        <m:t xml:space="preserve">m</m:t>
+                      </m:r>
+                    </m:e>
+                  </m:d>
+                  <m:r>
+                    <m:t xml:space="preserve"> </m:t>
+                  </m:r>
+                  <m:sSup>
+                    <m:e>
+                      <m:r>
+                        <m:t xml:space="preserve">γ</m:t>
+                      </m:r>
+                    </m:e>
+                    <m:sup>
+                      <m:r>
+                        <m:t xml:space="preserve">ν</m:t>
+                      </m:r>
+                    </m:sup>
+                  </m:sSup>
+                  <m:r>
+                    <m:t xml:space="preserve"> </m:t>
+                  </m:r>
+                  <m:d>
+                    <m:dPr/>
+                    <m:e>
+                      <m:acc>
+                        <m:accPr>
+                          <m:chr m:val="/"/>
+                        </m:accPr>
+                        <m:e>
+                          <m:r>
+                            <m:t xml:space="preserve">p</m:t>
+                          </m:r>
+                        </m:e>
+                      </m:acc>
+                      <m:r>
+                        <m:t xml:space="preserve">′</m:t>
+                      </m:r>
+                      <m:r>
+                        <m:t xml:space="preserve">+</m:t>
+                      </m:r>
+                      <m:r>
+                        <m:t xml:space="preserve">m</m:t>
+                      </m:r>
+                    </m:e>
+                  </m:d>
+                </m:e>
+              </m:d>
+            </m:e>
+          </m:func>
         </m:oMath>
       </m:oMathPara>
     </w:p>
@@ -632,9 +1211,92 @@
       </w:pPr>
       <m:oMathPara>
         <m:oMath>
+          <m:sSub>
+            <m:e>
+              <m:r>
+                <m:t xml:space="preserve">Σ</m:t>
+              </m:r>
+            </m:e>
+            <m:sub>
+              <m:r>
+                <m:t xml:space="preserve">λ</m:t>
+              </m:r>
+            </m:sub>
+          </m:sSub>
           <m:r>
-            <m:t xml:space="preserve">Σ_λ ε_λ^μ(k) ε_λ^ν(k) → − g^(μν)</m:t>
+            <m:t xml:space="preserve"> </m:t>
           </m:r>
+          <m:sSubSup>
+            <m:e>
+              <m:r>
+                <m:t xml:space="preserve">ε</m:t>
+              </m:r>
+            </m:e>
+            <m:sub>
+              <m:r>
+                <m:t xml:space="preserve">λ</m:t>
+              </m:r>
+            </m:sub>
+            <m:sup>
+              <m:r>
+                <m:t xml:space="preserve">μ</m:t>
+              </m:r>
+            </m:sup>
+          </m:sSubSup>
+          <m:d>
+            <m:dPr/>
+            <m:e>
+              <m:r>
+                <m:t xml:space="preserve">k</m:t>
+              </m:r>
+            </m:e>
+          </m:d>
+          <m:r>
+            <m:t xml:space="preserve"> </m:t>
+          </m:r>
+          <m:sSubSup>
+            <m:e>
+              <m:r>
+                <m:t xml:space="preserve">ε</m:t>
+              </m:r>
+            </m:e>
+            <m:sub>
+              <m:r>
+                <m:t xml:space="preserve">λ</m:t>
+              </m:r>
+            </m:sub>
+            <m:sup>
+              <m:r>
+                <m:t xml:space="preserve">ν</m:t>
+              </m:r>
+            </m:sup>
+          </m:sSubSup>
+          <m:d>
+            <m:dPr/>
+            <m:e>
+              <m:r>
+                <m:t xml:space="preserve">k</m:t>
+              </m:r>
+            </m:e>
+          </m:d>
+          <m:r>
+            <m:t xml:space="preserve">→</m:t>
+          </m:r>
+          <m:r>
+            <m:t xml:space="preserve">−</m:t>
+          </m:r>
+          <m:sSup>
+            <m:e>
+              <m:r>
+                <m:t xml:space="preserve">g</m:t>
+              </m:r>
+            </m:e>
+            <m:sup>
+              <m:r>
+                <m:t xml:space="preserve">μν</m:t>
+              </m:r>
+            </m:sup>
+          </m:sSup>
         </m:oMath>
       </m:oMathPara>
     </w:p>
